--- a/examples/adoption/13-occurrence/input.docx
+++ b/examples/adoption/13-occurrence/input.docx
@@ -12,13 +12,7 @@
     </w:p>
     <w:p>
       <w:r>
-        <w:t xml:space="preserve">This Addendum governs the handling of Records under the Master Services</w:t>
-      </w:r>
-      <w:r>
-        <w:t xml:space="preserve"> </w:t>
-      </w:r>
-      <w:r>
-        <w:t xml:space="preserve">Agreement between the parties.</w:t>
+        <w:t xml:space="preserve">This Addendum governs the handling of Records under the Master Services Agreement between the parties.</w:t>
       </w:r>
     </w:p>
     <w:p>
@@ -38,30 +32,10 @@
           <w:b/>
           <w:bCs/>
         </w:rPr>
-        <w:t xml:space="preserve">The Advisor</w:t>
-      </w:r>
-      <w:r>
-        <w:rPr>
-          <w:b/>
-          <w:bCs/>
-        </w:rPr>
-        <w:t xml:space="preserve"> </w:t>
-      </w:r>
-      <w:r>
-        <w:rPr>
-          <w:b/>
-          <w:bCs/>
-        </w:rPr>
-        <w:t xml:space="preserve">shall tag</w:t>
-      </w:r>
-      <w:r>
-        <w:t xml:space="preserve"> each Record with its classification level before storage.</w:t>
-      </w:r>
-      <w:r>
-        <w:t xml:space="preserve"> </w:t>
-      </w:r>
-      <w:r>
-        <w:t xml:space="preserve">The Advisor shall log every access in the access register.</w:t>
+        <w:t xml:space="preserve">The Advisor shall tag</w:t>
+      </w:r>
+      <w:r>
+        <w:t xml:space="preserve"> each Record with its classification level before storage. The Advisor shall log every access in the access register.</w:t>
       </w:r>
     </w:p>
     <w:p>

--- a/examples/adoption/13-occurrence/input.docx
+++ b/examples/adoption/13-occurrence/input.docx
@@ -12,7 +12,13 @@
     </w:p>
     <w:p>
       <w:r>
-        <w:t xml:space="preserve">This Addendum governs the handling of Records under the Master Services Agreement between the parties.</w:t>
+        <w:t xml:space="preserve">This Addendum governs the handling of Records under the Master Services</w:t>
+      </w:r>
+      <w:r>
+        <w:t xml:space="preserve"> </w:t>
+      </w:r>
+      <w:r>
+        <w:t xml:space="preserve">Agreement between the parties.</w:t>
       </w:r>
     </w:p>
     <w:p>
@@ -32,10 +38,30 @@
           <w:b/>
           <w:bCs/>
         </w:rPr>
-        <w:t xml:space="preserve">The Advisor shall tag</w:t>
-      </w:r>
-      <w:r>
-        <w:t xml:space="preserve"> each Record with its classification level before storage. The Advisor shall log every access in the access register.</w:t>
+        <w:t xml:space="preserve">The Advisor</w:t>
+      </w:r>
+      <w:r>
+        <w:rPr>
+          <w:b/>
+          <w:bCs/>
+        </w:rPr>
+        <w:t xml:space="preserve"> </w:t>
+      </w:r>
+      <w:r>
+        <w:rPr>
+          <w:b/>
+          <w:bCs/>
+        </w:rPr>
+        <w:t xml:space="preserve">shall tag</w:t>
+      </w:r>
+      <w:r>
+        <w:t xml:space="preserve"> each Record with its classification level before storage.</w:t>
+      </w:r>
+      <w:r>
+        <w:t xml:space="preserve"> </w:t>
+      </w:r>
+      <w:r>
+        <w:t xml:space="preserve">The Advisor shall log every access in the access register.</w:t>
       </w:r>
     </w:p>
     <w:p>
